--- a/docs/_assets/reference.docx
+++ b/docs/_assets/reference.docx
@@ -1106,7 +1106,7 @@
     <w:basedOn w:val="BodyTextChar"/>
     <w:rPr>
       <w:rFonts w:ascii="Consolas" w:hAnsi="Consolas"/>
-      <w:sz w:val="22"/>
+      <w:sz w:val="18"/>
     </w:rPr>
   </w:style>
   <w:style w:type="character" w:customStyle="1" w:styleId="SectionNumber">
